--- a/Resume_Gaurav_Nyaupane.docx
+++ b/Resume_Gaurav_Nyaupane.docx
@@ -266,6 +266,18 @@
         <w:pStyle w:val="Compact"/>
       </w:pPr>
       <w:r>
+        <w:t xml:space="preserve">Worked with the team lead and stakeholders to architect CareTaskr2.</w:t>
+      </w:r>
+    </w:p>
+    <w:p>
+      <w:pPr>
+        <w:numPr>
+          <w:ilvl w:val="0"/>
+          <w:numId w:val="1001"/>
+        </w:numPr>
+        <w:pStyle w:val="Compact"/>
+      </w:pPr>
+      <w:r>
         <w:t xml:space="preserve">Developed and deployed 60+ new features for Caretaskr platform serving 1,500+ users.</w:t>
       </w:r>
     </w:p>
@@ -278,7 +290,7 @@
         <w:pStyle w:val="Compact"/>
       </w:pPr>
       <w:r>
-        <w:t xml:space="preserve">Architected PlanCare Portal mobile app using React Native.</w:t>
+        <w:t xml:space="preserve">Developed and deployed 100+ new features for Caretaskr2.</w:t>
       </w:r>
     </w:p>
     <w:p>
@@ -290,7 +302,7 @@
         <w:pStyle w:val="Compact"/>
       </w:pPr>
       <w:r>
-        <w:t xml:space="preserve">Enhanced system performance by 35% through backend and frontend optimizations.</w:t>
+        <w:t xml:space="preserve">Led the initial design and development of PlanCare Portal mobile app using React Native.</w:t>
       </w:r>
     </w:p>
     <w:p>
@@ -302,7 +314,19 @@
         <w:pStyle w:val="Compact"/>
       </w:pPr>
       <w:r>
-        <w:t xml:space="preserve">Implemented over 250 unit tests to increase code reliability.</w:t>
+        <w:t xml:space="preserve">Enhanced Caretaskr’s performance by 35% through backend and frontend optimizations.</w:t>
+      </w:r>
+    </w:p>
+    <w:p>
+      <w:pPr>
+        <w:numPr>
+          <w:ilvl w:val="0"/>
+          <w:numId w:val="1001"/>
+        </w:numPr>
+        <w:pStyle w:val="Compact"/>
+      </w:pPr>
+      <w:r>
+        <w:t xml:space="preserve">Implemented over 1000 unit tests to increase code reliability.</w:t>
       </w:r>
     </w:p>
     <w:p>
